--- a/docs/presentacion/GestorNova-Cooperativa-Electrica.docx
+++ b/docs/presentacion/GestorNova-Cooperativa-Electrica.docx
@@ -1,908 +1,1662 @@
 
-<file path=word/document.xml><?xml version="1.0" encoding="utf-8"?>
-<w:document xmlns:wpc="http://schemas.microsoft.com/office/word/2010/wordprocessingCanvas" xmlns:cx="http://schemas.microsoft.com/office/drawing/2014/chartex" xmlns:cx1="http://schemas.microsoft.com/office/drawing/2015/9/8/chartex" xmlns:cx2="http://schemas.microsoft.com/office/drawing/2015/10/21/chartex" xmlns:cx3="http://schemas.microsoft.com/office/drawing/2016/5/9/chartex" xmlns:cx4="http://schemas.microsoft.com/office/drawing/2016/5/10/chartex" xmlns:cx5="http://schemas.microsoft.com/office/drawing/2016/5/11/chartex" xmlns:cx6="http://schemas.microsoft.com/office/drawing/2016/5/12/chartex" xmlns:cx7="http://schemas.microsoft.com/office/drawing/2016/5/13/chartex" xmlns:cx8="http://schemas.microsoft.com/office/drawing/2016/5/14/chartex" xmlns:mc="http://schemas.openxmlformats.org/markup-compatibility/2006" xmlns:aink="http://schemas.microsoft.com/office/drawing/2016/ink" xmlns:am3d="http://schemas.microsoft.com/office/drawing/2017/model3d" xmlns:o="urn:schemas-microsoft-com:office:office" xmlns:oel="http://schemas.microsoft.com/office/2019/extlst" xmlns:r="http://schemas.openxmlformats.org/officeDocument/2006/relationships" xmlns:m="http://schemas.openxmlformats.org/officeDocument/2006/math" xmlns:v="urn:schemas-microsoft-com:vml" xmlns:wp14="http://schemas.microsoft.com/office/word/2010/wordprocessingDrawing" xmlns:wp="http://schemas.openxmlformats.org/drawingml/2006/wordprocessingDrawing" xmlns:w10="urn:schemas-microsoft-com:office:word" xmlns:w="http://schemas.openxmlformats.org/wordprocessingml/2006/main" xmlns:w14="http://schemas.microsoft.com/office/word/2010/wordml" xmlns:w15="http://schemas.microsoft.com/office/word/2012/wordml" xmlns:w16cex="http://schemas.microsoft.com/office/word/2018/wordml/cex" xmlns:w16cid="http://schemas.microsoft.com/office/word/2016/wordml/cid" xmlns:w16="http://schemas.microsoft.com/office/word/2018/wordml" xmlns:w16du="http://schemas.microsoft.com/office/word/2023/wordml/word16du" xmlns:w16sdtdh="http://schemas.microsoft.com/office/word/2020/wordml/sdtdatahash" xmlns:w16sdtfl="http://schemas.microsoft.com/office/word/2024/wordml/sdtformatlock" xmlns:w16se="http://schemas.microsoft.com/office/word/2015/wordml/symex" xmlns:wpg="http://schemas.microsoft.com/office/word/2010/wordprocessingGroup" xmlns:wpi="http://schemas.microsoft.com/office/word/2010/wordprocessingInk" xmlns:wne="http://schemas.microsoft.com/office/word/2006/wordml" xmlns:wps="http://schemas.microsoft.com/office/word/2010/wordprocessingShape" mc:Ignorable="w14 w15 w16se w16cid w16 w16cex w16sdtdh w16sdtfl w16du wp14">
+<file path=docProps\app.xml><?xml version="1.0" encoding="utf-8"?>
+<Properties xmlns="http://schemas.openxmlformats.org/officeDocument/2006/extended-properties" xmlns:vt="http://schemas.openxmlformats.org/officeDocument/2006/docPropsVTypes">
+  <Template>Normal</Template>
+  <TotalTime>1</TotalTime>
+  <Pages>3</Pages>
+  <Words>33</Words>
+  <Characters>185</Characters>
+  <Application>Microsoft Office Word</Application>
+  <DocSecurity>0</DocSecurity>
+  <Lines>1</Lines>
+  <Paragraphs>1</Paragraphs>
+  <ScaleCrop>false</ScaleCrop>
+  <Company/>
+  <LinksUpToDate>false</LinksUpToDate>
+  <CharactersWithSpaces>217</CharactersWithSpaces>
+  <SharedDoc>false</SharedDoc>
+  <HyperlinksChanged>false</HyperlinksChanged>
+  <AppVersion>16.0000</AppVersion>
+</Properties>
+</file>
+
+<file path=docProps\core.xml><?xml version="1.0" encoding="utf-8"?>
+<cp:coreProperties xmlns:cp="http://schemas.openxmlformats.org/package/2006/metadata/core-properties" xmlns:dc="http://purl.org/dc/elements/1.1/" xmlns:dcterms="http://purl.org/dc/terms/" xmlns:dcmitype="http://purl.org/dc/dcmitype/" xmlns:xsi="http://www.w3.org/2001/XMLSchema-instance">
+  <dc:title/>
+  <dc:subject/>
+  <dc:creator>Leandro Vera</dc:creator>
+  <cp:keywords/>
+  <dc:description/>
+  <cp:lastModifiedBy>Leandro Vera</cp:lastModifiedBy>
+  <cp:revision>1</cp:revision>
+  <dcterms:created xsi:type="dcterms:W3CDTF">2026-05-25T23:15:00Z</dcterms:created>
+  <dcterms:modified xsi:type="dcterms:W3CDTF">2026-05-25T23:16:00Z</dcterms:modified>
+</cp:coreProperties>
+</file>
+
+<file path=word\document.xml><?xml version="1.0" encoding="utf-8"?>
+<w:document xmlns:w="http://schemas.openxmlformats.org/wordprocessingml/2006/main" xmlns:r="http://schemas.openxmlformats.org/officeDocument/2006/relationships">
   <w:body>
     <w:p>
       <w:pPr>
-        <w:spacing w:after="80"/>
-      </w:pPr>
-      <w:r>
-        <w:t>i</w:t>
-      </w:r>
-    </w:p>
-    <w:p>
-      <w:pPr>
-        <w:spacing w:after="80"/>
-      </w:pPr>
-      <w:r>
-        <w:t>e</w:t>
-      </w:r>
-    </w:p>
-    <w:p>
-      <w:pPr>
-        <w:spacing w:after="80"/>
-      </w:pPr>
-    </w:p>
-    <w:p>
-      <w:pPr>
-        <w:spacing w:after="80"/>
-      </w:pPr>
-      <w:r>
-        <w:t>l</w:t>
-      </w:r>
-    </w:p>
-    <w:p>
-      <w:pPr>
-        <w:spacing w:after="80"/>
-      </w:pPr>
-    </w:p>
-    <w:p>
-      <w:pPr>
-        <w:spacing w:after="80"/>
-      </w:pPr>
-      <w:r>
-        <w:t>e</w:t>
-      </w:r>
-    </w:p>
-    <w:p>
-      <w:pPr>
-        <w:spacing w:after="80"/>
-      </w:pPr>
-    </w:p>
-    <w:p>
-      <w:pPr>
-        <w:spacing w:after="80"/>
-      </w:pPr>
-      <w:r>
-        <w:t>a</w:t>
-      </w:r>
-    </w:p>
-    <w:p>
-      <w:pPr>
-        <w:spacing w:after="80"/>
-      </w:pPr>
-      <w:r>
-        <w:t>1</w:t>
-      </w:r>
-    </w:p>
-    <w:p>
-      <w:pPr>
-        <w:spacing w:after="80"/>
-      </w:pPr>
-      <w:r>
-        <w:t>.</w:t>
-      </w:r>
-    </w:p>
-    <w:p>
-      <w:pPr>
-        <w:spacing w:after="80"/>
-      </w:pPr>
-    </w:p>
-    <w:p>
-      <w:pPr>
-        <w:spacing w:after="80"/>
-      </w:pPr>
-      <w:r>
-        <w:t>e</w:t>
-      </w:r>
-    </w:p>
-    <w:p>
-      <w:pPr>
-        <w:spacing w:after="80"/>
-      </w:pPr>
-      <w:r>
-        <w:t>1</w:t>
-      </w:r>
-    </w:p>
-    <w:p>
-      <w:pPr>
-        <w:spacing w:after="80"/>
-      </w:pPr>
-      <w:r>
-        <w:t>.</w:t>
-      </w:r>
-    </w:p>
-    <w:p>
-      <w:pPr>
-        <w:spacing w:after="80"/>
-      </w:pPr>
-    </w:p>
-    <w:p>
-      <w:pPr>
-        <w:spacing w:after="80"/>
-      </w:pPr>
-      <w:r>
-        <w:t>o</w:t>
-      </w:r>
-    </w:p>
-    <w:p>
-      <w:pPr>
-        <w:spacing w:after="80"/>
-      </w:pPr>
-      <w:r>
-        <w:t>1</w:t>
-      </w:r>
-    </w:p>
-    <w:p>
-      <w:pPr>
-        <w:spacing w:after="80"/>
-      </w:pPr>
-      <w:r>
-        <w:t>.</w:t>
-      </w:r>
-    </w:p>
-    <w:p>
-      <w:pPr>
-        <w:spacing w:after="80"/>
-      </w:pPr>
-      <w:r>
-        <w:t>u</w:t>
-      </w:r>
-    </w:p>
-    <w:p>
-      <w:pPr>
-        <w:spacing w:after="80"/>
-      </w:pPr>
-      <w:r>
-        <w:t>a</w:t>
-      </w:r>
-    </w:p>
-    <w:p>
-      <w:pPr>
-        <w:spacing w:after="80"/>
-      </w:pPr>
-      <w:r>
-        <w:t>u</w:t>
-      </w:r>
-    </w:p>
-    <w:p>
-      <w:pPr>
-        <w:spacing w:after="80"/>
-      </w:pPr>
-      <w:r>
-        <w:t>h</w:t>
-      </w:r>
-    </w:p>
-    <w:p>
-      <w:pPr>
-        <w:spacing w:after="80"/>
-      </w:pPr>
-      <w:r>
-        <w:t>u</w:t>
-      </w:r>
-    </w:p>
-    <w:p>
-      <w:pPr>
-        <w:spacing w:after="80"/>
-      </w:pPr>
-      <w:r>
-        <w:t>p</w:t>
-      </w:r>
-    </w:p>
-    <w:p>
-      <w:pPr>
-        <w:spacing w:after="80"/>
-      </w:pPr>
-      <w:r>
-        <w:t>u</w:t>
-      </w:r>
-    </w:p>
-    <w:p>
-      <w:pPr>
-        <w:spacing w:after="80"/>
-      </w:pPr>
-      <w:r>
-        <w:t>a</w:t>
-      </w:r>
-    </w:p>
-    <w:p>
-      <w:pPr>
-        <w:spacing w:after="80"/>
-      </w:pPr>
-      <w:r>
-        <w:t>1</w:t>
-      </w:r>
-    </w:p>
-    <w:p>
-      <w:pPr>
-        <w:spacing w:after="80"/>
-      </w:pPr>
-      <w:r>
-        <w:t>.</w:t>
-      </w:r>
-    </w:p>
-    <w:p>
-      <w:pPr>
-        <w:spacing w:after="80"/>
-      </w:pPr>
-      <w:r>
-        <w:t>u</w:t>
-      </w:r>
-    </w:p>
-    <w:p>
-      <w:pPr>
-        <w:spacing w:after="80"/>
-      </w:pPr>
-      <w:r>
-        <w:t>i</w:t>
-      </w:r>
-    </w:p>
-    <w:p>
-      <w:pPr>
-        <w:spacing w:after="80"/>
-      </w:pPr>
-      <w:r>
-        <w:t>u</w:t>
-      </w:r>
-    </w:p>
-    <w:p>
-      <w:pPr>
-        <w:spacing w:after="80"/>
-      </w:pPr>
-      <w:r>
-        <w:t>e</w:t>
-      </w:r>
-    </w:p>
-    <w:p>
-      <w:pPr>
-        <w:spacing w:after="80"/>
-      </w:pPr>
-      <w:r>
-        <w:t>u</w:t>
-      </w:r>
-    </w:p>
-    <w:p>
-      <w:pPr>
-        <w:spacing w:after="80"/>
-      </w:pPr>
-      <w:r>
-        <w:t>s</w:t>
-      </w:r>
-    </w:p>
-    <w:p>
-      <w:pPr>
-        <w:spacing w:after="80"/>
-      </w:pPr>
-      <w:r>
-        <w:t>u</w:t>
-      </w:r>
-    </w:p>
-    <w:p>
-      <w:pPr>
-        <w:spacing w:after="80"/>
-      </w:pPr>
-      <w:r>
-        <w:t>r</w:t>
-      </w:r>
-    </w:p>
-    <w:p>
-      <w:pPr>
-        <w:spacing w:after="80"/>
-      </w:pPr>
-      <w:r>
-        <w:t>u</w:t>
-      </w:r>
-    </w:p>
-    <w:p>
-      <w:pPr>
-        <w:spacing w:after="80"/>
-      </w:pPr>
-      <w:r>
-        <w:t>x</w:t>
-      </w:r>
-    </w:p>
-    <w:p>
-      <w:pPr>
-        <w:spacing w:after="80"/>
-      </w:pPr>
-      <w:r>
-        <w:t>2</w:t>
-      </w:r>
-    </w:p>
-    <w:p>
-      <w:pPr>
-        <w:spacing w:after="80"/>
-      </w:pPr>
-      <w:r>
-        <w:t>.</w:t>
-      </w:r>
-    </w:p>
-    <w:p>
-      <w:pPr>
-        <w:spacing w:after="80"/>
-      </w:pPr>
-      <w:r>
-        <w:t>u</w:t>
-      </w:r>
-    </w:p>
-    <w:p>
-      <w:pPr>
-        <w:spacing w:after="80"/>
-      </w:pPr>
-      <w:r>
-        <w:t>m</w:t>
-      </w:r>
-    </w:p>
-    <w:p>
-      <w:pPr>
-        <w:spacing w:after="80"/>
-      </w:pPr>
-      <w:r>
-        <w:t>u</w:t>
-      </w:r>
-    </w:p>
-    <w:p>
-      <w:pPr>
-        <w:spacing w:after="80"/>
-      </w:pPr>
-      <w:r>
-        <w:t>e</w:t>
-      </w:r>
-    </w:p>
-    <w:p>
-      <w:pPr>
-        <w:spacing w:after="80"/>
-      </w:pPr>
-      <w:r>
-        <w:t>u</w:t>
-      </w:r>
-    </w:p>
-    <w:p>
-      <w:pPr>
-        <w:spacing w:after="80"/>
-      </w:pPr>
-      <w:r>
-        <w:t>s</w:t>
-      </w:r>
-    </w:p>
-    <w:p>
-      <w:pPr>
-        <w:spacing w:after="80"/>
-      </w:pPr>
-      <w:r>
-        <w:t>2</w:t>
-      </w:r>
-    </w:p>
-    <w:p>
-      <w:pPr>
-        <w:spacing w:after="80"/>
-      </w:pPr>
-      <w:r>
-        <w:t>.</w:t>
-      </w:r>
-    </w:p>
-    <w:p>
-      <w:pPr>
-        <w:spacing w:after="80"/>
-      </w:pPr>
-      <w:r>
-        <w:t>u</w:t>
-      </w:r>
-    </w:p>
-    <w:p>
-      <w:pPr>
-        <w:spacing w:after="80"/>
-      </w:pPr>
-      <w:r>
-        <w:t>m</w:t>
-      </w:r>
-    </w:p>
-    <w:p>
-      <w:pPr>
-        <w:spacing w:after="80"/>
-      </w:pPr>
-      <w:r>
-        <w:t>u</w:t>
-      </w:r>
-    </w:p>
-    <w:p>
-      <w:pPr>
-        <w:spacing w:after="80"/>
-      </w:pPr>
-      <w:r>
-        <w:t>u</w:t>
-      </w:r>
-    </w:p>
-    <w:p>
-      <w:pPr>
-        <w:spacing w:after="80"/>
-      </w:pPr>
-      <w:r>
-        <w:t>u</w:t>
-      </w:r>
-    </w:p>
-    <w:p>
-      <w:pPr>
-        <w:spacing w:after="80"/>
-      </w:pPr>
-      <w:r>
-        <w:t>p</w:t>
-      </w:r>
-    </w:p>
-    <w:p>
-      <w:pPr>
-        <w:spacing w:after="80"/>
-      </w:pPr>
-      <w:r>
-        <w:t>2</w:t>
-      </w:r>
-    </w:p>
-    <w:p>
-      <w:pPr>
-        <w:spacing w:after="80"/>
-      </w:pPr>
-      <w:r>
-        <w:t>.</w:t>
-      </w:r>
-    </w:p>
-    <w:p>
-      <w:pPr>
-        <w:spacing w:after="80"/>
-      </w:pPr>
-      <w:r>
-        <w:t>u</w:t>
-      </w:r>
-    </w:p>
-    <w:p>
-      <w:pPr>
-        <w:spacing w:after="80"/>
-      </w:pPr>
-      <w:r>
-        <w:t>e</w:t>
-      </w:r>
-    </w:p>
-    <w:p>
-      <w:pPr>
-        <w:spacing w:after="80"/>
-      </w:pPr>
-      <w:r>
-        <w:t>u</w:t>
-      </w:r>
-    </w:p>
-    <w:p>
-      <w:pPr>
-        <w:spacing w:after="80"/>
-      </w:pPr>
-      <w:r>
-        <w:t>n</w:t>
-      </w:r>
-    </w:p>
-    <w:p>
-      <w:pPr>
-        <w:spacing w:after="80"/>
-      </w:pPr>
-      <w:r>
-        <w:t>2</w:t>
-      </w:r>
-    </w:p>
-    <w:p>
-      <w:pPr>
-        <w:spacing w:after="80"/>
-      </w:pPr>
-      <w:r>
-        <w:t>.</w:t>
-      </w:r>
-    </w:p>
-    <w:p>
-      <w:pPr>
-        <w:spacing w:after="80"/>
-      </w:pPr>
-      <w:r>
-        <w:t>u</w:t>
-      </w:r>
-    </w:p>
-    <w:p>
-      <w:pPr>
-        <w:spacing w:after="80"/>
-      </w:pPr>
-      <w:r>
-        <w:t>o</w:t>
-      </w:r>
-    </w:p>
-    <w:p>
-      <w:pPr>
-        <w:spacing w:after="80"/>
-      </w:pPr>
-      <w:r>
-        <w:t>u</w:t>
-      </w:r>
-    </w:p>
-    <w:p>
-      <w:pPr>
-        <w:spacing w:after="80"/>
-      </w:pPr>
-      <w:r>
-        <w:t>v</w:t>
-      </w:r>
-    </w:p>
-    <w:p>
-      <w:pPr>
-        <w:spacing w:after="80"/>
-      </w:pPr>
-      <w:r>
-        <w:t>u</w:t>
-      </w:r>
-    </w:p>
-    <w:p>
-      <w:pPr>
-        <w:spacing w:after="80"/>
-      </w:pPr>
-      <w:r>
-        <w:t>v</w:t>
-      </w:r>
-    </w:p>
-    <w:p>
-      <w:pPr>
-        <w:spacing w:after="80"/>
-      </w:pPr>
-      <w:r>
-        <w:t>u</w:t>
-      </w:r>
-    </w:p>
-    <w:p>
-      <w:pPr>
-        <w:spacing w:after="80"/>
-      </w:pPr>
-      <w:r>
-        <w:t>h</w:t>
-      </w:r>
-    </w:p>
-    <w:p>
-      <w:pPr>
-        <w:spacing w:after="80"/>
-      </w:pPr>
-      <w:r>
-        <w:t>2</w:t>
-      </w:r>
-    </w:p>
-    <w:p>
-      <w:pPr>
-        <w:spacing w:after="80"/>
-      </w:pPr>
-      <w:r>
-        <w:t>.</w:t>
-      </w:r>
-    </w:p>
-    <w:p>
-      <w:pPr>
-        <w:spacing w:after="80"/>
-      </w:pPr>
-      <w:r>
-        <w:t>u</w:t>
-      </w:r>
-    </w:p>
-    <w:p>
-      <w:pPr>
-        <w:spacing w:after="80"/>
-      </w:pPr>
-      <w:r>
-        <w:t>s</w:t>
-      </w:r>
-    </w:p>
-    <w:p>
-      <w:pPr>
-        <w:spacing w:after="80"/>
-      </w:pPr>
-      <w:r>
-        <w:t>u</w:t>
-      </w:r>
-    </w:p>
-    <w:p>
-      <w:pPr>
-        <w:spacing w:after="80"/>
-      </w:pPr>
-      <w:r>
-        <w:t>o</w:t>
-      </w:r>
-    </w:p>
-    <w:p>
-      <w:pPr>
-        <w:spacing w:after="80"/>
-      </w:pPr>
-      <w:r>
-        <w:t>u</w:t>
-      </w:r>
-    </w:p>
-    <w:p>
-      <w:pPr>
-        <w:spacing w:after="80"/>
-      </w:pPr>
-      <w:r>
-        <w:t>s</w:t>
-      </w:r>
-    </w:p>
-    <w:p>
-      <w:pPr>
-        <w:spacing w:after="80"/>
-      </w:pPr>
-      <w:r>
-        <w:t>1</w:t>
-      </w:r>
-    </w:p>
-    <w:p>
-      <w:pPr>
-        <w:spacing w:after="80"/>
-      </w:pPr>
-      <w:r>
-        <w:t>.</w:t>
-      </w:r>
-    </w:p>
-    <w:p>
-      <w:pPr>
-        <w:spacing w:after="80"/>
-      </w:pPr>
-      <w:r>
-        <w:t>u</w:t>
-      </w:r>
-    </w:p>
-    <w:p>
-      <w:pPr>
-        <w:spacing w:after="80"/>
-      </w:pPr>
-      <w:r>
-        <w:t>i</w:t>
-      </w:r>
-    </w:p>
-    <w:p>
-      <w:pPr>
-        <w:spacing w:after="80"/>
-      </w:pPr>
-      <w:r>
-        <w:t>u</w:t>
-      </w:r>
-    </w:p>
-    <w:p>
-      <w:pPr>
-        <w:spacing w:after="80"/>
-      </w:pPr>
-      <w:r>
-        <w:t>a</w:t>
-      </w:r>
-    </w:p>
-    <w:p>
-      <w:pPr>
-        <w:spacing w:after="80"/>
-      </w:pPr>
-      <w:r>
-        <w:t>1</w:t>
-      </w:r>
-    </w:p>
-    <w:p>
-      <w:pPr>
-        <w:spacing w:after="80"/>
-      </w:pPr>
-      <w:r>
-        <w:t>.</w:t>
-      </w:r>
-    </w:p>
-    <w:p>
-      <w:pPr>
-        <w:spacing w:after="80"/>
-      </w:pPr>
-      <w:r>
-        <w:t>u</w:t>
-      </w:r>
-    </w:p>
-    <w:p>
-      <w:pPr>
-        <w:spacing w:after="80"/>
-      </w:pPr>
-      <w:r>
-        <w:t>o</w:t>
-      </w:r>
-    </w:p>
-    <w:p>
-      <w:pPr>
-        <w:spacing w:after="80"/>
-      </w:pPr>
-      <w:r>
-        <w:t>u</w:t>
-      </w:r>
-    </w:p>
-    <w:p>
-      <w:pPr>
-        <w:spacing w:after="80"/>
-      </w:pPr>
-      <w:r>
-        <w:t>o</w:t>
-      </w:r>
-    </w:p>
-    <w:p>
-      <w:pPr>
-        <w:spacing w:after="80"/>
-      </w:pPr>
-      <w:r>
-        <w:t>u</w:t>
-      </w:r>
-    </w:p>
-    <w:p>
-      <w:pPr>
-        <w:spacing w:after="80"/>
-      </w:pPr>
-      <w:r>
-        <w:t>i</w:t>
-      </w:r>
-    </w:p>
-    <w:p>
-      <w:pPr>
-        <w:spacing w:after="80"/>
-      </w:pPr>
-      <w:r>
-        <w:t>u</w:t>
-      </w:r>
-    </w:p>
-    <w:p>
-      <w:pPr>
-        <w:spacing w:after="80"/>
-      </w:pPr>
-      <w:r>
-        <w:t>e</w:t>
-      </w:r>
-    </w:p>
-    <w:p>
-      <w:pPr>
-        <w:spacing w:after="80"/>
-      </w:pPr>
-      <w:r>
-        <w:t>1</w:t>
-      </w:r>
-    </w:p>
-    <w:p>
-      <w:pPr>
-        <w:spacing w:after="80"/>
-      </w:pPr>
-      <w:r>
-        <w:t>.</w:t>
-      </w:r>
-    </w:p>
-    <w:p>
-      <w:pPr>
-        <w:spacing w:after="80"/>
-      </w:pPr>
-      <w:r>
-        <w:t>u</w:t>
-      </w:r>
-    </w:p>
-    <w:p>
-      <w:pPr>
-        <w:spacing w:after="80"/>
-      </w:pPr>
-      <w:r>
-        <w:t>l</w:t>
-      </w:r>
-    </w:p>
-    <w:p>
-      <w:pPr>
-        <w:spacing w:after="80"/>
-      </w:pPr>
-      <w:r>
-        <w:t>1</w:t>
-      </w:r>
-    </w:p>
-    <w:p>
-      <w:pPr>
-        <w:spacing w:after="80"/>
-      </w:pPr>
-      <w:r>
-        <w:t>.</w:t>
-      </w:r>
-    </w:p>
-    <w:p>
-      <w:pPr>
-        <w:spacing w:after="80"/>
-      </w:pPr>
-      <w:r>
-        <w:t>u</w:t>
-      </w:r>
-    </w:p>
-    <w:p>
-      <w:pPr>
-        <w:spacing w:after="80"/>
-      </w:pPr>
-      <w:r>
-        <w:t>r</w:t>
-      </w:r>
-    </w:p>
-    <w:p>
-      <w:pPr>
-        <w:spacing w:after="80"/>
-      </w:pPr>
-      <w:r>
-        <w:t>u</w:t>
-      </w:r>
-    </w:p>
-    <w:p>
-      <w:pPr>
-        <w:spacing w:after="80"/>
-      </w:pPr>
-      <w:r>
-        <w:t>a</w:t>
-      </w:r>
-    </w:p>
-    <w:p>
-      <w:pPr>
-        <w:spacing w:after="80"/>
-      </w:pPr>
-      <w:r>
-        <w:t>1</w:t>
-      </w:r>
-    </w:p>
-    <w:p>
-      <w:pPr>
-        <w:spacing w:after="80"/>
-      </w:pPr>
-      <w:r>
-        <w:t>n</w:t>
-      </w:r>
-    </w:p>
-    <w:p>
-      <w:pPr>
-        <w:spacing w:after="80"/>
-      </w:pPr>
-    </w:p>
-    <w:p>
-      <w:pPr>
-        <w:spacing w:after="80"/>
-      </w:pPr>
-      <w:r>
-        <w:t>s</w:t>
-      </w:r>
-    </w:p>
-    <w:p>
-      <w:pPr>
-        <w:spacing w:after="80"/>
-      </w:pPr>
-    </w:p>
-    <w:p>
-      <w:pPr>
-        <w:spacing w:after="80"/>
-      </w:pPr>
-      <w:r>
-        <w:t>o</w:t>
-      </w:r>
-    </w:p>
-    <w:p>
-      <w:pPr>
-        <w:spacing w:after="80"/>
-      </w:pPr>
-    </w:p>
-    <w:p>
-      <w:pPr>
-        <w:spacing w:after="80"/>
-      </w:pPr>
-      <w:r>
-        <w:t>r</w:t>
-      </w:r>
-    </w:p>
-    <w:p>
-      <w:pPr>
-        <w:spacing w:after="80"/>
-      </w:pPr>
-    </w:p>
-    <w:p>
-      <w:pPr>
-        <w:spacing w:after="80"/>
-      </w:pPr>
-      <w:r>
-        <w:t>o</w:t>
-      </w:r>
-    </w:p>
-    <w:p>
-      <w:pPr>
-        <w:spacing w:after="80"/>
-      </w:pPr>
+        <w:jc w:val="center"/>
+        <w:spacing w:after="200" w:before="0"/>
+      </w:pPr>
+      <w:r>
+        <w:rPr>
+          <w:b/>
+          <w:bCs/>
+          <w:sz w:val="52"/>
+          <w:szCs w:val="52"/>
+        </w:rPr>
+        <w:t xml:space="preserve">GestorNova</w:t>
+      </w:r>
+    </w:p>
+    <w:p>
+      <w:pPr>
+        <w:jc w:val="center"/>
+        <w:spacing w:after="160"/>
+      </w:pPr>
+      <w:r>
+        <w:rPr>
+          <w:sz w:val="26"/>
+          <w:szCs w:val="26"/>
+        </w:rPr>
+        <w:t xml:space="preserve">Cooperativa electrica - Presentacion de producto</w:t>
+      </w:r>
+    </w:p>
+    <w:p>
+      <w:pPr>
+        <w:spacing w:after="120" w:line="276" w:lineRule="auto"/>
+      </w:pPr>
+      <w:r>
+        <w:rPr>
+          <w:sz w:val="22"/>
+          <w:szCs w:val="22"/>
+        </w:rPr>
+        <w:t xml:space="preserve">Mayo 2026</w:t>
+      </w:r>
+    </w:p>
+    <w:p>
+      <w:pPr>
+        <w:spacing w:before="280" w:after="120"/>
+      </w:pPr>
+      <w:r>
+        <w:rPr>
+          <w:b/>
+          <w:bCs/>
+          <w:sz w:val="28"/>
+          <w:szCs w:val="28"/>
+        </w:rPr>
+        <w:t xml:space="preserve">Resumen ejecutivo</w:t>
+      </w:r>
+    </w:p>
+    <w:p>
+      <w:pPr>
+        <w:spacing w:after="120" w:line="276" w:lineRule="auto"/>
+      </w:pPr>
+      <w:r>
+        <w:rPr>
+          <w:sz w:val="22"/>
+          <w:szCs w:val="22"/>
+        </w:rPr>
+        <w:t xml:space="preserve">GestorNova centraliza el ciclo completo del reclamo: ingreso (web, WhatsApp o app), asignacion en mapa, trabajo de cuadrilla en Android, cierre con evidencias y comunicacion al socio.</w:t>
+      </w:r>
+    </w:p>
+    <w:tbl>
+      <w:tblPr>
+        <w:tblW w:w="5000" w:type="pct"/>
+        <w:tblBorders>
+          <w:top w:val="single" w:sz="4" w:color="2563EB"/>
+          <w:left w:val="single" w:sz="4" w:color="CCCCCC"/>
+          <w:bottom w:val="single" w:sz="4" w:color="2563EB"/>
+          <w:right w:val="single" w:sz="4" w:color="CCCCCC"/>
+          <w:insideH w:val="single" w:sz="4" w:color="DDDDDD"/>
+          <w:insideV w:val="single" w:sz="4" w:color="DDDDDD"/>
+        </w:tblBorders>
+      </w:tblPr>
+      <w:tblGrid>
+        <w:gridCol w:w="2800"/>
+        <w:gridCol w:w="6560"/>
+      </w:tblGrid>
+      <w:tr>
+        <w:tc>
+          <w:tcPr>
+            <w:tcW w:w="0" w:type="auto"/>
+            <w:shd w:val="clear" w:color="auto" w:fill="DBEAFE"/>
+          </w:tcPr>
+          <w:p>
+            <w:pPr>
+              <w:spacing w:after="60"/>
+            </w:pPr>
+            <w:r>
+              <w:rPr>
+                <w:b/>
+                <w:bCs/>
+                <w:sz w:val="22"/>
+                <w:szCs w:val="22"/>
+              </w:rPr>
+              <w:t xml:space="preserve">Area / funcion</w:t>
+            </w:r>
+          </w:p>
+        </w:tc>
+        <w:tc>
+          <w:tcPr>
+            <w:tcW w:w="0" w:type="auto"/>
+            <w:shd w:val="clear" w:color="auto" w:fill="DBEAFE"/>
+          </w:tcPr>
+          <w:p>
+            <w:pPr>
+              <w:spacing w:after="60"/>
+            </w:pPr>
+            <w:r>
+              <w:rPr>
+                <w:b/>
+                <w:bCs/>
+                <w:sz w:val="22"/>
+                <w:szCs w:val="22"/>
+              </w:rPr>
+              <w:t xml:space="preserve">Que incluye</w:t>
+            </w:r>
+          </w:p>
+        </w:tc>
+      </w:tr>
+      <w:tr>
+        <w:tc>
+          <w:tcPr>
+            <w:tcW w:w="0" w:type="auto"/>
+          </w:tcPr>
+          <w:p>
+            <w:pPr>
+              <w:spacing w:after="60"/>
+            </w:pPr>
+            <w:r>
+              <w:rPr>
+                <w:sz w:val="20"/>
+                <w:szCs w:val="20"/>
+              </w:rPr>
+              <w:t xml:space="preserve">P</w:t>
+            </w:r>
+          </w:p>
+        </w:tc>
+        <w:tc>
+          <w:tcPr>
+            <w:tcW w:w="0" w:type="auto"/>
+          </w:tcPr>
+          <w:p>
+            <w:pPr>
+              <w:spacing w:after="60"/>
+            </w:pPr>
+            <w:r>
+              <w:rPr>
+                <w:sz w:val="20"/>
+                <w:szCs w:val="20"/>
+              </w:rPr>
+              <w:t xml:space="preserve">a</w:t>
+            </w:r>
+          </w:p>
+        </w:tc>
+      </w:tr>
+      <w:tr>
+        <w:tc>
+          <w:tcPr>
+            <w:tcW w:w="0" w:type="auto"/>
+          </w:tcPr>
+          <w:p>
+            <w:pPr>
+              <w:spacing w:after="60"/>
+            </w:pPr>
+            <w:r>
+              <w:rPr>
+                <w:sz w:val="20"/>
+                <w:szCs w:val="20"/>
+              </w:rPr>
+              <w:t xml:space="preserve">L</w:t>
+            </w:r>
+          </w:p>
+        </w:tc>
+        <w:tc>
+          <w:tcPr>
+            <w:tcW w:w="0" w:type="auto"/>
+          </w:tcPr>
+          <w:p>
+            <w:pPr>
+              <w:spacing w:after="60"/>
+            </w:pPr>
+            <w:r>
+              <w:rPr>
+                <w:sz w:val="20"/>
+                <w:szCs w:val="20"/>
+              </w:rPr>
+              <w:t xml:space="preserve">i</w:t>
+            </w:r>
+          </w:p>
+        </w:tc>
+      </w:tr>
+      <w:tr>
+        <w:tc>
+          <w:tcPr>
+            <w:tcW w:w="0" w:type="auto"/>
+          </w:tcPr>
+          <w:p>
+            <w:pPr>
+              <w:spacing w:after="60"/>
+            </w:pPr>
+            <w:r>
+              <w:rPr>
+                <w:sz w:val="20"/>
+                <w:szCs w:val="20"/>
+              </w:rPr>
+              <w:t xml:space="preserve">A</w:t>
+            </w:r>
+          </w:p>
+        </w:tc>
+        <w:tc>
+          <w:tcPr>
+            <w:tcW w:w="0" w:type="auto"/>
+          </w:tcPr>
+          <w:p>
+            <w:pPr>
+              <w:spacing w:after="60"/>
+            </w:pPr>
+            <w:r>
+              <w:rPr>
+                <w:sz w:val="20"/>
+                <w:szCs w:val="20"/>
+              </w:rPr>
+              <w:t xml:space="preserve">s</w:t>
+            </w:r>
+          </w:p>
+        </w:tc>
+      </w:tr>
+      <w:tr>
+        <w:tc>
+          <w:tcPr>
+            <w:tcW w:w="0" w:type="auto"/>
+          </w:tcPr>
+          <w:p>
+            <w:pPr>
+              <w:spacing w:after="60"/>
+            </w:pPr>
+            <w:r>
+              <w:rPr>
+                <w:sz w:val="20"/>
+                <w:szCs w:val="20"/>
+              </w:rPr>
+              <w:t xml:space="preserve">A</w:t>
+            </w:r>
+          </w:p>
+        </w:tc>
+        <w:tc>
+          <w:tcPr>
+            <w:tcW w:w="0" w:type="auto"/>
+          </w:tcPr>
+          <w:p>
+            <w:pPr>
+              <w:spacing w:after="60"/>
+            </w:pPr>
+            <w:r>
+              <w:rPr>
+                <w:sz w:val="20"/>
+                <w:szCs w:val="20"/>
+              </w:rPr>
+              <w:t xml:space="preserve">s</w:t>
+            </w:r>
+          </w:p>
+        </w:tc>
+      </w:tr>
+      <w:tr>
+        <w:tc>
+          <w:tcPr>
+            <w:tcW w:w="0" w:type="auto"/>
+          </w:tcPr>
+          <w:p>
+            <w:pPr>
+              <w:spacing w:after="60"/>
+            </w:pPr>
+            <w:r>
+              <w:rPr>
+                <w:sz w:val="20"/>
+                <w:szCs w:val="20"/>
+              </w:rPr>
+              <w:t xml:space="preserve">R</w:t>
+            </w:r>
+          </w:p>
+        </w:tc>
+        <w:tc>
+          <w:tcPr>
+            <w:tcW w:w="0" w:type="auto"/>
+          </w:tcPr>
+          <w:p>
+            <w:pPr>
+              <w:spacing w:after="60"/>
+            </w:pPr>
+            <w:r>
+              <w:rPr>
+                <w:sz w:val="20"/>
+                <w:szCs w:val="20"/>
+              </w:rPr>
+              <w:t xml:space="preserve">e</w:t>
+            </w:r>
+          </w:p>
+        </w:tc>
+      </w:tr>
+      <w:tr>
+        <w:tc>
+          <w:tcPr>
+            <w:tcW w:w="0" w:type="auto"/>
+          </w:tcPr>
+          <w:p>
+            <w:pPr>
+              <w:spacing w:after="60"/>
+            </w:pPr>
+            <w:r>
+              <w:rPr>
+                <w:sz w:val="20"/>
+                <w:szCs w:val="20"/>
+              </w:rPr>
+              <w:t xml:space="preserve">I</w:t>
+            </w:r>
+          </w:p>
+        </w:tc>
+        <w:tc>
+          <w:tcPr>
+            <w:tcW w:w="0" w:type="auto"/>
+          </w:tcPr>
+          <w:p>
+            <w:pPr>
+              <w:spacing w:after="60"/>
+            </w:pPr>
+            <w:r>
+              <w:rPr>
+                <w:sz w:val="20"/>
+                <w:szCs w:val="20"/>
+              </w:rPr>
+              <w:t xml:space="preserve">m</w:t>
+            </w:r>
+          </w:p>
+        </w:tc>
+      </w:tr>
+      <w:tr>
+        <w:tc>
+          <w:tcPr>
+            <w:tcW w:w="0" w:type="auto"/>
+          </w:tcPr>
+          <w:p>
+            <w:pPr>
+              <w:spacing w:after="60"/>
+            </w:pPr>
+            <w:r>
+              <w:rPr>
+                <w:sz w:val="20"/>
+                <w:szCs w:val="20"/>
+              </w:rPr>
+              <w:t xml:space="preserve">S</w:t>
+            </w:r>
+          </w:p>
+        </w:tc>
+        <w:tc>
+          <w:tcPr>
+            <w:tcW w:w="0" w:type="auto"/>
+          </w:tcPr>
+          <w:p>
+            <w:pPr>
+              <w:spacing w:after="60"/>
+            </w:pPr>
+            <w:r>
+              <w:rPr>
+                <w:sz w:val="20"/>
+                <w:szCs w:val="20"/>
+              </w:rPr>
+              <w:t xml:space="preserve">A</w:t>
+            </w:r>
+          </w:p>
+        </w:tc>
+      </w:tr>
+      <w:tr>
+        <w:tc>
+          <w:tcPr>
+            <w:tcW w:w="0" w:type="auto"/>
+          </w:tcPr>
+          <w:p>
+            <w:pPr>
+              <w:spacing w:after="60"/>
+            </w:pPr>
+            <w:r>
+              <w:rPr>
+                <w:sz w:val="20"/>
+                <w:szCs w:val="20"/>
+              </w:rPr>
+              <w:t xml:space="preserve">I</w:t>
+            </w:r>
+          </w:p>
+        </w:tc>
+        <w:tc>
+          <w:tcPr>
+            <w:tcW w:w="0" w:type="auto"/>
+          </w:tcPr>
+          <w:p>
+            <w:pPr>
+              <w:spacing w:after="60"/>
+            </w:pPr>
+            <w:r>
+              <w:rPr>
+                <w:sz w:val="20"/>
+                <w:szCs w:val="20"/>
+              </w:rPr>
+              <w:t xml:space="preserve">n</w:t>
+            </w:r>
+          </w:p>
+        </w:tc>
+      </w:tr>
+      <w:tr>
+        <w:tc>
+          <w:tcPr>
+            <w:tcW w:w="0" w:type="auto"/>
+          </w:tcPr>
+          <w:p>
+            <w:pPr>
+              <w:spacing w:after="60"/>
+            </w:pPr>
+            <w:r>
+              <w:rPr>
+                <w:sz w:val="20"/>
+                <w:szCs w:val="20"/>
+              </w:rPr>
+              <w:t xml:space="preserve">C</w:t>
+            </w:r>
+          </w:p>
+        </w:tc>
+        <w:tc>
+          <w:tcPr>
+            <w:tcW w:w="0" w:type="auto"/>
+          </w:tcPr>
+          <w:p>
+            <w:pPr>
+              <w:spacing w:after="60"/>
+            </w:pPr>
+            <w:r>
+              <w:rPr>
+                <w:sz w:val="20"/>
+                <w:szCs w:val="20"/>
+              </w:rPr>
+              <w:t xml:space="preserve">a</w:t>
+            </w:r>
+          </w:p>
+        </w:tc>
+      </w:tr>
+      <w:tr>
+        <w:tc>
+          <w:tcPr>
+            <w:tcW w:w="0" w:type="auto"/>
+          </w:tcPr>
+          <w:p>
+            <w:pPr>
+              <w:spacing w:after="60"/>
+            </w:pPr>
+            <w:r>
+              <w:rPr>
+                <w:sz w:val="20"/>
+                <w:szCs w:val="20"/>
+              </w:rPr>
+              <w:t xml:space="preserve">N</w:t>
+            </w:r>
+          </w:p>
+        </w:tc>
+        <w:tc>
+          <w:tcPr>
+            <w:tcW w:w="0" w:type="auto"/>
+          </w:tcPr>
+          <w:p>
+            <w:pPr>
+              <w:spacing w:after="60"/>
+            </w:pPr>
+            <w:r>
+              <w:rPr>
+                <w:sz w:val="20"/>
+                <w:szCs w:val="20"/>
+              </w:rPr>
+              <w:t xml:space="preserve">I</w:t>
+            </w:r>
+          </w:p>
+        </w:tc>
+      </w:tr>
+      <w:tr>
+        <w:tc>
+          <w:tcPr>
+            <w:tcW w:w="0" w:type="auto"/>
+          </w:tcPr>
+          <w:p>
+            <w:pPr>
+              <w:spacing w:after="60"/>
+            </w:pPr>
+            <w:r>
+              <w:rPr>
+                <w:sz w:val="20"/>
+                <w:szCs w:val="20"/>
+              </w:rPr>
+              <w:t xml:space="preserve">D</w:t>
+            </w:r>
+          </w:p>
+        </w:tc>
+        <w:tc>
+          <w:tcPr>
+            <w:tcW w:w="0" w:type="auto"/>
+          </w:tcPr>
+          <w:p>
+            <w:pPr>
+              <w:spacing w:after="60"/>
+            </w:pPr>
+            <w:r>
+              <w:rPr>
+                <w:sz w:val="20"/>
+                <w:szCs w:val="20"/>
+              </w:rPr>
+              <w:t xml:space="preserve">e</w:t>
+            </w:r>
+          </w:p>
+        </w:tc>
+      </w:tr>
+      <w:tr>
+        <w:tc>
+          <w:tcPr>
+            <w:tcW w:w="0" w:type="auto"/>
+          </w:tcPr>
+          <w:p>
+            <w:pPr>
+              <w:spacing w:after="60"/>
+            </w:pPr>
+            <w:r>
+              <w:rPr>
+                <w:sz w:val="20"/>
+                <w:szCs w:val="20"/>
+              </w:rPr>
+              <w:t xml:space="preserve">D</w:t>
+            </w:r>
+          </w:p>
+        </w:tc>
+        <w:tc>
+          <w:tcPr>
+            <w:tcW w:w="0" w:type="auto"/>
+          </w:tcPr>
+          <w:p>
+            <w:pPr>
+              <w:spacing w:after="60"/>
+            </w:pPr>
+            <w:r>
+              <w:rPr>
+                <w:sz w:val="20"/>
+                <w:szCs w:val="20"/>
+              </w:rPr>
+              <w:t xml:space="preserve">e</w:t>
+            </w:r>
+          </w:p>
+        </w:tc>
+      </w:tr>
+      <w:tr>
+        <w:tc>
+          <w:tcPr>
+            <w:tcW w:w="0" w:type="auto"/>
+          </w:tcPr>
+          <w:p>
+            <w:pPr>
+              <w:spacing w:after="60"/>
+            </w:pPr>
+            <w:r>
+              <w:rPr>
+                <w:sz w:val="20"/>
+                <w:szCs w:val="20"/>
+              </w:rPr>
+              <w:t xml:space="preserve">I</w:t>
+            </w:r>
+          </w:p>
+        </w:tc>
+        <w:tc>
+          <w:tcPr>
+            <w:tcW w:w="0" w:type="auto"/>
+          </w:tcPr>
+          <w:p>
+            <w:pPr>
+              <w:spacing w:after="60"/>
+            </w:pPr>
+            <w:r>
+              <w:rPr>
+                <w:sz w:val="20"/>
+                <w:szCs w:val="20"/>
+              </w:rPr>
+              <w:t xml:space="preserve">n</w:t>
+            </w:r>
+          </w:p>
+        </w:tc>
+      </w:tr>
+      <w:tr>
+        <w:tc>
+          <w:tcPr>
+            <w:tcW w:w="0" w:type="auto"/>
+          </w:tcPr>
+          <w:p>
+            <w:pPr>
+              <w:spacing w:after="60"/>
+            </w:pPr>
+            <w:r>
+              <w:rPr>
+                <w:sz w:val="20"/>
+                <w:szCs w:val="20"/>
+              </w:rPr>
+              <w:t xml:space="preserve">A</w:t>
+            </w:r>
+          </w:p>
+        </w:tc>
+        <w:tc>
+          <w:tcPr>
+            <w:tcW w:w="0" w:type="auto"/>
+          </w:tcPr>
+          <w:p>
+            <w:pPr>
+              <w:spacing w:after="60"/>
+            </w:pPr>
+            <w:r>
+              <w:rPr>
+                <w:sz w:val="20"/>
+                <w:szCs w:val="20"/>
+              </w:rPr>
+              <w:t xml:space="preserve">g</w:t>
+            </w:r>
+          </w:p>
+        </w:tc>
+      </w:tr>
+      <w:tr>
+        <w:tc>
+          <w:tcPr>
+            <w:tcW w:w="0" w:type="auto"/>
+          </w:tcPr>
+          <w:p>
+            <w:pPr>
+              <w:spacing w:after="60"/>
+            </w:pPr>
+            <w:r>
+              <w:rPr>
+                <w:sz w:val="20"/>
+                <w:szCs w:val="20"/>
+              </w:rPr>
+              <w:t xml:space="preserve">W</w:t>
+            </w:r>
+          </w:p>
+        </w:tc>
+        <w:tc>
+          <w:tcPr>
+            <w:tcW w:w="0" w:type="auto"/>
+          </w:tcPr>
+          <w:p>
+            <w:pPr>
+              <w:spacing w:after="60"/>
+            </w:pPr>
+            <w:r>
+              <w:rPr>
+                <w:sz w:val="20"/>
+                <w:szCs w:val="20"/>
+              </w:rPr>
+              <w:t xml:space="preserve">h</w:t>
+            </w:r>
+          </w:p>
+        </w:tc>
+      </w:tr>
+      <w:tr>
+        <w:tc>
+          <w:tcPr>
+            <w:tcW w:w="0" w:type="auto"/>
+          </w:tcPr>
+          <w:p>
+            <w:pPr>
+              <w:spacing w:after="60"/>
+            </w:pPr>
+            <w:r>
+              <w:rPr>
+                <w:sz w:val="20"/>
+                <w:szCs w:val="20"/>
+              </w:rPr>
+              <w:t xml:space="preserve">B</w:t>
+            </w:r>
+          </w:p>
+        </w:tc>
+        <w:tc>
+          <w:tcPr>
+            <w:tcW w:w="0" w:type="auto"/>
+          </w:tcPr>
+          <w:p>
+            <w:pPr>
+              <w:spacing w:after="60"/>
+            </w:pPr>
+            <w:r>
+              <w:rPr>
+                <w:sz w:val="20"/>
+                <w:szCs w:val="20"/>
+              </w:rPr>
+              <w:t xml:space="preserve">o</w:t>
+            </w:r>
+          </w:p>
+        </w:tc>
+      </w:tr>
+      <w:tr>
+        <w:tc>
+          <w:tcPr>
+            <w:tcW w:w="0" w:type="auto"/>
+          </w:tcPr>
+          <w:p>
+            <w:pPr>
+              <w:spacing w:after="60"/>
+            </w:pPr>
+            <w:r>
+              <w:rPr>
+                <w:sz w:val="20"/>
+                <w:szCs w:val="20"/>
+              </w:rPr>
+              <w:t xml:space="preserve">A</w:t>
+            </w:r>
+          </w:p>
+        </w:tc>
+        <w:tc>
+          <w:tcPr>
+            <w:tcW w:w="0" w:type="auto"/>
+          </w:tcPr>
+          <w:p>
+            <w:pPr>
+              <w:spacing w:after="60"/>
+            </w:pPr>
+            <w:r>
+              <w:rPr>
+                <w:sz w:val="20"/>
+                <w:szCs w:val="20"/>
+              </w:rPr>
+              <w:t xml:space="preserve">p</w:t>
+            </w:r>
+          </w:p>
+        </w:tc>
+      </w:tr>
+      <w:tr>
+        <w:tc>
+          <w:tcPr>
+            <w:tcW w:w="0" w:type="auto"/>
+          </w:tcPr>
+          <w:p>
+            <w:pPr>
+              <w:spacing w:after="60"/>
+            </w:pPr>
+            <w:r>
+              <w:rPr>
+                <w:sz w:val="20"/>
+                <w:szCs w:val="20"/>
+              </w:rPr>
+              <w:t xml:space="preserve">C</w:t>
+            </w:r>
+          </w:p>
+        </w:tc>
+        <w:tc>
+          <w:tcPr>
+            <w:tcW w:w="0" w:type="auto"/>
+          </w:tcPr>
+          <w:p>
+            <w:pPr>
+              <w:spacing w:after="60"/>
+            </w:pPr>
+            <w:r>
+              <w:rPr>
+                <w:sz w:val="20"/>
+                <w:szCs w:val="20"/>
+              </w:rPr>
+              <w:t xml:space="preserve">u</w:t>
+            </w:r>
+          </w:p>
+        </w:tc>
+      </w:tr>
+    </w:tbl>
+    <w:p>
+      <w:pPr>
+        <w:spacing w:after="160"/>
+      </w:pPr>
+    </w:p>
+    <w:p>
+      <w:pPr>
+        <w:spacing w:before="280" w:after="120"/>
+      </w:pPr>
+      <w:r>
+        <w:rPr>
+          <w:b/>
+          <w:bCs/>
+          <w:sz w:val="28"/>
+          <w:szCs w:val="28"/>
+        </w:rPr>
+        <w:t xml:space="preserve">1. Publico objetivo</w:t>
+      </w:r>
+    </w:p>
+    <w:p>
+      <w:pPr>
+        <w:spacing w:after="120" w:line="276" w:lineRule="auto"/>
+      </w:pPr>
+      <w:r>
+        <w:rPr>
+          <w:sz w:val="22"/>
+          <w:szCs w:val="22"/>
+        </w:rPr>
+        <w:t xml:space="preserve">Cooperativas y distribuidoras electricas: cortes, tension, postes, cables, alumbrado, fraude, vinculo con red y metricas SAIDI/SAIFI.</w:t>
+      </w:r>
+    </w:p>
+    <w:p>
+      <w:pPr>
+        <w:spacing w:before="280" w:after="120"/>
+      </w:pPr>
+      <w:r>
+        <w:rPr>
+          <w:b/>
+          <w:bCs/>
+          <w:sz w:val="28"/>
+          <w:szCs w:val="28"/>
+        </w:rPr>
+        <w:t xml:space="preserve">2. Canales de ingreso</w:t>
+      </w:r>
+    </w:p>
+    <w:p>
+      <w:pPr>
+        <w:ind w:left="720" w:hanging="360"/>
+        <w:spacing w:after="80"/>
+      </w:pPr>
+      <w:r>
+        <w:rPr>
+          <w:sz w:val="22"/>
+          <w:szCs w:val="22"/>
+        </w:rPr>
+        <w:t xml:space="preserve">• Panel web del administrador (GitHub Pages / PWA).</w:t>
+      </w:r>
+    </w:p>
+    <w:p>
+      <w:pPr>
+        <w:ind w:left="720" w:hanging="360"/>
+        <w:spacing w:after="80"/>
+      </w:pPr>
+      <w:r>
+        <w:rPr>
+          <w:sz w:val="22"/>
+          <w:szCs w:val="22"/>
+        </w:rPr>
+        <w:t xml:space="preserve">• WhatsApp con menu guiado para el socio.</w:t>
+      </w:r>
+    </w:p>
+    <w:p>
+      <w:pPr>
+        <w:ind w:left="720" w:hanging="360"/>
+        <w:spacing w:after="80"/>
+      </w:pPr>
+      <w:r>
+        <w:rPr>
+          <w:sz w:val="22"/>
+          <w:szCs w:val="22"/>
+        </w:rPr>
+        <w:t xml:space="preserve">• App Android para cuadrillas tecnicas.</w:t>
+      </w:r>
+    </w:p>
+    <w:p>
+      <w:pPr>
+        <w:ind w:left="720" w:hanging="360"/>
+        <w:spacing w:after="80"/>
+      </w:pPr>
+      <w:r>
+        <w:rPr>
+          <w:sz w:val="22"/>
+          <w:szCs w:val="22"/>
+        </w:rPr>
+        <w:t xml:space="preserve">• Catalogo de socios con NIS y medidor.</w:t>
+      </w:r>
+    </w:p>
+    <w:p>
+      <w:pPr>
+        <w:spacing w:before="280" w:after="120"/>
+      </w:pPr>
+      <w:r>
+        <w:rPr>
+          <w:b/>
+          <w:bCs/>
+          <w:sz w:val="28"/>
+          <w:szCs w:val="28"/>
+        </w:rPr>
+        <w:t xml:space="preserve">3. Panel web - Gestion de pedidos</w:t>
+      </w:r>
+    </w:p>
+    <w:p>
+      <w:pPr>
+        <w:ind w:left="720" w:hanging="360"/>
+        <w:spacing w:after="80"/>
+      </w:pPr>
+      <w:r>
+        <w:rPr>
+          <w:sz w:val="22"/>
+          <w:szCs w:val="22"/>
+        </w:rPr>
+        <w:t xml:space="preserve">• Listado y mapa con filtros por estado, tipo de trabajo, prioridad y zona.</w:t>
+      </w:r>
+    </w:p>
+    <w:p>
+      <w:pPr>
+        <w:ind w:left="720" w:hanging="360"/>
+        <w:spacing w:after="80"/>
+      </w:pPr>
+      <w:r>
+        <w:rPr>
+          <w:sz w:val="22"/>
+          <w:szCs w:val="22"/>
+        </w:rPr>
+        <w:t xml:space="preserve">• Detalle del pedido: avances, fotos, materiales, firma del socio y cierre.</w:t>
+      </w:r>
+    </w:p>
+    <w:p>
+      <w:pPr>
+        <w:ind w:left="720" w:hanging="360"/>
+        <w:spacing w:after="80"/>
+      </w:pPr>
+      <w:r>
+        <w:rPr>
+          <w:sz w:val="22"/>
+          <w:szCs w:val="22"/>
+        </w:rPr>
+        <w:t xml:space="preserve">• Asignacion a cuadrillas con notificacion push al tecnico.</w:t>
+      </w:r>
+    </w:p>
+    <w:p>
+      <w:pPr>
+        <w:ind w:left="720" w:hanging="360"/>
+        <w:spacing w:after="80"/>
+      </w:pPr>
+      <w:r>
+        <w:rPr>
+          <w:sz w:val="22"/>
+          <w:szCs w:val="22"/>
+        </w:rPr>
+        <w:t xml:space="preserve">• Priorizacion sugerida por inteligencia artificial.</w:t>
+      </w:r>
+    </w:p>
+    <w:p>
+      <w:pPr>
+        <w:ind w:left="720" w:hanging="360"/>
+        <w:spacing w:after="80"/>
+      </w:pPr>
+      <w:r>
+        <w:rPr>
+          <w:sz w:val="22"/>
+          <w:szCs w:val="22"/>
+        </w:rPr>
+        <w:t xml:space="preserve">• Deteccion de pedidos duplicados.</w:t>
+      </w:r>
+    </w:p>
+    <w:p>
+      <w:pPr>
+        <w:ind w:left="720" w:hanging="360"/>
+        <w:spacing w:after="80"/>
+      </w:pPr>
+      <w:r>
+        <w:rPr>
+          <w:sz w:val="22"/>
+          <w:szCs w:val="22"/>
+        </w:rPr>
+        <w:t xml:space="preserve">• Exportacion a Excel y correccion manual de geocodificacion.</w:t>
+      </w:r>
+    </w:p>
+    <w:p>
+      <w:pPr>
+        <w:spacing w:before="200" w:after="100"/>
+      </w:pPr>
+      <w:r>
+        <w:rPr>
+          <w:b/>
+          <w:bCs/>
+          <w:sz w:val="24"/>
+          <w:szCs w:val="24"/>
+        </w:rPr>
+        <w:t xml:space="preserve">3.1 Red electrica e indicadores</w:t>
+      </w:r>
+    </w:p>
+    <w:p>
+      <w:pPr>
+        <w:ind w:left="720" w:hanging="360"/>
+        <w:spacing w:after="80"/>
+      </w:pPr>
+      <w:r>
+        <w:rPr>
+          <w:sz w:val="22"/>
+          <w:szCs w:val="22"/>
+        </w:rPr>
+        <w:t xml:space="preserve">• Importacion Excel Red Electrica: distribuidores, nivel de tension (kV), transformadores, KVA y clientes.</w:t>
+      </w:r>
+    </w:p>
+    <w:p>
+      <w:pPr>
+        <w:ind w:left="720" w:hanging="360"/>
+        <w:spacing w:after="80"/>
+      </w:pPr>
+      <w:r>
+        <w:rPr>
+          <w:sz w:val="22"/>
+          <w:szCs w:val="22"/>
+        </w:rPr>
+        <w:t xml:space="preserve">• Selector de distribuidor en pedido nuevo desde tabla distribuidores_red.</w:t>
+      </w:r>
+    </w:p>
+    <w:p>
+      <w:pPr>
+        <w:ind w:left="720" w:hanging="360"/>
+        <w:spacing w:after="80"/>
+      </w:pPr>
+      <w:r>
+        <w:rPr>
+          <w:sz w:val="22"/>
+          <w:szCs w:val="22"/>
+        </w:rPr>
+        <w:t xml:space="preserve">• Estadisticas SAIDI y SAIFI en el panel de informes.</w:t>
+      </w:r>
+    </w:p>
+    <w:p>
+      <w:pPr>
+        <w:spacing w:before="200" w:after="100"/>
+      </w:pPr>
+      <w:r>
+        <w:rPr>
+          <w:b/>
+          <w:bCs/>
+          <w:sz w:val="24"/>
+          <w:szCs w:val="24"/>
+        </w:rPr>
+        <w:t xml:space="preserve">3.2 Catalogo de socios</w:t>
+      </w:r>
+    </w:p>
+    <w:p>
+      <w:pPr>
+        <w:ind w:left="720" w:hanging="360"/>
+        <w:spacing w:after="80"/>
+      </w:pPr>
+      <w:r>
+        <w:rPr>
+          <w:sz w:val="22"/>
+          <w:szCs w:val="22"/>
+        </w:rPr>
+        <w:t xml:space="preserve">• Importacion masiva desde Excel con plantilla por rubro.</w:t>
+      </w:r>
+    </w:p>
+    <w:p>
+      <w:pPr>
+        <w:ind w:left="720" w:hanging="360"/>
+        <w:spacing w:after="80"/>
+      </w:pPr>
+      <w:r>
+        <w:rPr>
+          <w:sz w:val="22"/>
+          <w:szCs w:val="22"/>
+        </w:rPr>
+        <w:t xml:space="preserve">• Busqueda por NIS, medidor, apellido y direccion en padron (tolerancia a errores de tipeo).</w:t>
+      </w:r>
+    </w:p>
+    <w:p>
+      <w:pPr>
+        <w:ind w:left="720" w:hanging="360"/>
+        <w:spacing w:after="80"/>
+      </w:pPr>
+      <w:r>
+        <w:rPr>
+          <w:sz w:val="22"/>
+          <w:szCs w:val="22"/>
+        </w:rPr>
+        <w:t xml:space="preserve">• Opt-in de avisos masivos: comandos STOP y ALTA por WhatsApp.</w:t>
+      </w:r>
+    </w:p>
+    <w:p>
+      <w:pPr>
+        <w:spacing w:before="200" w:after="100"/>
+      </w:pPr>
+      <w:r>
+        <w:rPr>
+          <w:b/>
+          <w:bCs/>
+          <w:sz w:val="24"/>
+          <w:szCs w:val="24"/>
+        </w:rPr>
+        <w:t xml:space="preserve">3.3 Derivacion e incidencias</w:t>
+      </w:r>
+    </w:p>
+    <w:p>
+      <w:pPr>
+        <w:ind w:left="720" w:hanging="360"/>
+        <w:spacing w:after="80"/>
+      </w:pPr>
+      <w:r>
+        <w:rPr>
+          <w:sz w:val="22"/>
+          <w:szCs w:val="22"/>
+        </w:rPr>
+        <w:t xml:space="preserve">• Derivacion operativa a terceros desde oficina.</w:t>
+      </w:r>
+    </w:p>
+    <w:p>
+      <w:pPr>
+        <w:ind w:left="720" w:hanging="360"/>
+        <w:spacing w:after="80"/>
+      </w:pPr>
+      <w:r>
+        <w:rPr>
+          <w:sz w:val="22"/>
+          <w:szCs w:val="22"/>
+        </w:rPr>
+        <w:t xml:space="preserve">• Solicitud de derivacion desde la app del tecnico.</w:t>
+      </w:r>
+    </w:p>
+    <w:p>
+      <w:pPr>
+        <w:ind w:left="720" w:hanging="360"/>
+        <w:spacing w:after="80"/>
+      </w:pPr>
+      <w:r>
+        <w:rPr>
+          <w:sz w:val="22"/>
+          <w:szCs w:val="22"/>
+        </w:rPr>
+        <w:t xml:space="preserve">• Incidencias agrupadas y registro de clientes afectados.</w:t>
+      </w:r>
+    </w:p>
+    <w:p>
+      <w:pPr>
+        <w:spacing w:before="200" w:after="100"/>
+      </w:pPr>
+      <w:r>
+        <w:rPr>
+          <w:b/>
+          <w:bCs/>
+          <w:sz w:val="24"/>
+          <w:szCs w:val="24"/>
+        </w:rPr>
+        <w:t xml:space="preserve">3.4 WhatsApp</w:t>
+      </w:r>
+    </w:p>
+    <w:p>
+      <w:pPr>
+        <w:ind w:left="720" w:hanging="360"/>
+        <w:spacing w:after="80"/>
+      </w:pPr>
+      <w:r>
+        <w:rPr>
+          <w:sz w:val="22"/>
+          <w:szCs w:val="22"/>
+        </w:rPr>
+        <w:t xml:space="preserve">• Bot: alta de reclamos, consulta mis reclamos, denuncia de fraude anonima.</w:t>
+      </w:r>
+    </w:p>
+    <w:p>
+      <w:pPr>
+        <w:ind w:left="720" w:hanging="360"/>
+        <w:spacing w:after="80"/>
+      </w:pPr>
+      <w:r>
+        <w:rPr>
+          <w:sz w:val="22"/>
+          <w:szCs w:val="22"/>
+        </w:rPr>
+        <w:t xml:space="preserve">• Avisos automaticos al socio en ejecucion, cambio de avance y cierre.</w:t>
+      </w:r>
+    </w:p>
+    <w:p>
+      <w:pPr>
+        <w:ind w:left="720" w:hanging="360"/>
+        <w:spacing w:after="80"/>
+      </w:pPr>
+      <w:r>
+        <w:rPr>
+          <w:sz w:val="22"/>
+          <w:szCs w:val="22"/>
+        </w:rPr>
+        <w:t xml:space="preserve">• Avisos masivos a la comunidad y cortes programados.</w:t>
+      </w:r>
+    </w:p>
+    <w:p>
+      <w:pPr>
+        <w:ind w:left="720" w:hanging="360"/>
+        <w:spacing w:after="80"/>
+      </w:pPr>
+      <w:r>
+        <w:rPr>
+          <w:sz w:val="22"/>
+          <w:szCs w:val="22"/>
+        </w:rPr>
+        <w:t xml:space="preserve">• Chat humano para operador y borrador de texto con IA.</w:t>
+      </w:r>
+    </w:p>
+    <w:p>
+      <w:pPr>
+        <w:spacing w:before="200" w:after="100"/>
+      </w:pPr>
+      <w:r>
+        <w:rPr>
+          <w:b/>
+          <w:bCs/>
+          <w:sz w:val="24"/>
+          <w:szCs w:val="24"/>
+        </w:rPr>
+        <w:t xml:space="preserve">3.5 Administracion</w:t>
+      </w:r>
+    </w:p>
+    <w:p>
+      <w:pPr>
+        <w:ind w:left="720" w:hanging="360"/>
+        <w:spacing w:after="80"/>
+      </w:pPr>
+      <w:r>
+        <w:rPr>
+          <w:sz w:val="22"/>
+          <w:szCs w:val="22"/>
+        </w:rPr>
+        <w:t xml:space="preserve">• Usuarios: administrador, tecnico y supervisor.</w:t>
+      </w:r>
+    </w:p>
+    <w:p>
+      <w:pPr>
+        <w:ind w:left="720" w:hanging="360"/>
+        <w:spacing w:after="80"/>
+      </w:pPr>
+      <w:r>
+        <w:rPr>
+          <w:sz w:val="22"/>
+          <w:szCs w:val="22"/>
+        </w:rPr>
+        <w:t xml:space="preserve">• Configuracion de empresa y multitenant aislado por cliente.</w:t>
+      </w:r>
+    </w:p>
+    <w:p>
+      <w:pPr>
+        <w:ind w:left="720" w:hanging="360"/>
+        <w:spacing w:after="80"/>
+      </w:pPr>
+      <w:r>
+        <w:rPr>
+          <w:sz w:val="22"/>
+          <w:szCs w:val="22"/>
+        </w:rPr>
+        <w:t xml:space="preserve">• Estadisticas, KPIs e informes exportables.</w:t>
+      </w:r>
+    </w:p>
+    <w:p>
+      <w:pPr>
+        <w:spacing w:before="280" w:after="120"/>
+      </w:pPr>
+      <w:r>
+        <w:rPr>
+          <w:b/>
+          <w:bCs/>
+          <w:sz w:val="28"/>
+          <w:szCs w:val="28"/>
+        </w:rPr>
+        <w:t xml:space="preserve">4. App Android para cuadrillas</w:t>
+      </w:r>
+    </w:p>
+    <w:p>
+      <w:pPr>
+        <w:ind w:left="720" w:hanging="360"/>
+        <w:spacing w:after="80"/>
+      </w:pPr>
+      <w:r>
+        <w:rPr>
+          <w:sz w:val="22"/>
+          <w:szCs w:val="22"/>
+        </w:rPr>
+        <w:t xml:space="preserve">• Lista y mapa con ubicacion GPS del tecnico.</w:t>
+      </w:r>
+    </w:p>
+    <w:p>
+      <w:pPr>
+        <w:ind w:left="720" w:hanging="360"/>
+        <w:spacing w:after="80"/>
+      </w:pPr>
+      <w:r>
+        <w:rPr>
+          <w:sz w:val="22"/>
+          <w:szCs w:val="22"/>
+        </w:rPr>
+        <w:t xml:space="preserve">• Carga de fotos, avances y materiales en campo.</w:t>
+      </w:r>
+    </w:p>
+    <w:p>
+      <w:pPr>
+        <w:ind w:left="720" w:hanging="360"/>
+        <w:spacing w:after="80"/>
+      </w:pPr>
+      <w:r>
+        <w:rPr>
+          <w:sz w:val="22"/>
+          <w:szCs w:val="22"/>
+        </w:rPr>
+        <w:t xml:space="preserve">• Firma del socio y cierre del reclamo.</w:t>
+      </w:r>
+    </w:p>
+    <w:p>
+      <w:pPr>
+        <w:ind w:left="720" w:hanging="360"/>
+        <w:spacing w:after="80"/>
+      </w:pPr>
+      <w:r>
+        <w:rPr>
+          <w:sz w:val="22"/>
+          <w:szCs w:val="22"/>
+        </w:rPr>
+        <w:t xml:space="preserve">• Operacion offline con sincronizacion al recuperar red.</w:t>
+      </w:r>
+    </w:p>
+    <w:p>
+      <w:pPr>
+        <w:spacing w:before="280" w:after="120"/>
+      </w:pPr>
+      <w:r>
+        <w:rPr>
+          <w:b/>
+          <w:bCs/>
+          <w:sz w:val="28"/>
+          <w:szCs w:val="28"/>
+        </w:rPr>
+        <w:t xml:space="preserve">5. Tipos de reclamo (cooperativa electrica)</w:t>
+      </w:r>
+    </w:p>
+    <w:p>
+      <w:pPr>
+        <w:ind w:left="720" w:hanging="360"/>
+        <w:spacing w:after="80"/>
+      </w:pPr>
+      <w:r>
+        <w:rPr>
+          <w:sz w:val="22"/>
+          <w:szCs w:val="22"/>
+        </w:rPr>
+        <w:t xml:space="preserve">• Corte de energia; cables caidos o peligro; problemas de tension.</w:t>
+      </w:r>
+    </w:p>
+    <w:p>
+      <w:pPr>
+        <w:ind w:left="720" w:hanging="360"/>
+        <w:spacing w:after="80"/>
+      </w:pPr>
+      <w:r>
+        <w:rPr>
+          <w:sz w:val="22"/>
+          <w:szCs w:val="22"/>
+        </w:rPr>
+        <w:t xml:space="preserve">• Poste inclinado o danado; consumo elevado; alumbrado publico.</w:t>
+      </w:r>
+    </w:p>
+    <w:p>
+      <w:pPr>
+        <w:ind w:left="720" w:hanging="360"/>
+        <w:spacing w:after="80"/>
+      </w:pPr>
+      <w:r>
+        <w:rPr>
+          <w:sz w:val="22"/>
+          <w:szCs w:val="22"/>
+        </w:rPr>
+        <w:t xml:space="preserve">• Riesgo en via publica; corrimiento de poste; factibilidad de servicio.</w:t>
+      </w:r>
+    </w:p>
+    <w:p>
+      <w:pPr>
+        <w:ind w:left="720" w:hanging="360"/>
+        <w:spacing w:after="80"/>
+      </w:pPr>
+      <w:r>
+        <w:rPr>
+          <w:sz w:val="22"/>
+          <w:szCs w:val="22"/>
+        </w:rPr>
+        <w:t xml:space="preserve">• Denuncia de fraude anonima; otros.</w:t>
+      </w:r>
+    </w:p>
+    <w:p>
+      <w:pPr>
+        <w:spacing w:before="280" w:after="120"/>
+      </w:pPr>
+      <w:r>
+        <w:rPr>
+          <w:b/>
+          <w:bCs/>
+          <w:sz w:val="28"/>
+          <w:szCs w:val="28"/>
+        </w:rPr>
+        <w:t xml:space="preserve">6. Inteligencia artificial</w:t>
+      </w:r>
+    </w:p>
+    <w:p>
+      <w:pPr>
+        <w:ind w:left="720" w:hanging="360"/>
+        <w:spacing w:after="80"/>
+      </w:pPr>
+      <w:r>
+        <w:rPr>
+          <w:sz w:val="22"/>
+          <w:szCs w:val="22"/>
+        </w:rPr>
+        <w:t xml:space="preserve">• Clasificacion y priorizacion de reclamos.</w:t>
+      </w:r>
+    </w:p>
+    <w:p>
+      <w:pPr>
+        <w:ind w:left="720" w:hanging="360"/>
+        <w:spacing w:after="80"/>
+      </w:pPr>
+      <w:r>
+        <w:rPr>
+          <w:sz w:val="22"/>
+          <w:szCs w:val="22"/>
+        </w:rPr>
+        <w:t xml:space="preserve">• Analisis de reclamos (socios, red, tipos de trabajo).</w:t>
+      </w:r>
+    </w:p>
+    <w:p>
+      <w:pPr>
+        <w:ind w:left="720" w:hanging="360"/>
+        <w:spacing w:after="80"/>
+      </w:pPr>
+      <w:r>
+        <w:rPr>
+          <w:sz w:val="22"/>
+          <w:szCs w:val="22"/>
+        </w:rPr>
+        <w:t xml:space="preserve">• KPIs sugeridos y asistencia en redaccion.</w:t>
+      </w:r>
+    </w:p>
+    <w:p>
+      <w:pPr>
+        <w:spacing w:before="280" w:after="120"/>
+      </w:pPr>
+      <w:r>
+        <w:rPr>
+          <w:b/>
+          <w:bCs/>
+          <w:sz w:val="28"/>
+          <w:szCs w:val="28"/>
+        </w:rPr>
+        <w:t xml:space="preserve">7. Valor para la cooperativa</w:t>
+      </w:r>
+    </w:p>
+    <w:p>
+      <w:pPr>
+        <w:ind w:left="720" w:hanging="360"/>
+        <w:spacing w:after="80"/>
+      </w:pPr>
+      <w:r>
+        <w:rPr>
+          <w:sz w:val="22"/>
+          <w:szCs w:val="22"/>
+        </w:rPr>
+        <w:t xml:space="preserve">• Trazabilidad completa y evidencia de cierre.</w:t>
+      </w:r>
+    </w:p>
+    <w:p>
+      <w:pPr>
+        <w:ind w:left="720" w:hanging="360"/>
+        <w:spacing w:after="80"/>
+      </w:pPr>
+      <w:r>
+        <w:rPr>
+          <w:sz w:val="22"/>
+          <w:szCs w:val="22"/>
+        </w:rPr>
+        <w:t xml:space="preserve">• Mejor atencion al socio con avisos por WhatsApp.</w:t>
+      </w:r>
+    </w:p>
+    <w:p>
+      <w:pPr>
+        <w:ind w:left="720" w:hanging="360"/>
+        <w:spacing w:after="80"/>
+      </w:pPr>
+      <w:r>
+        <w:rPr>
+          <w:sz w:val="22"/>
+          <w:szCs w:val="22"/>
+        </w:rPr>
+        <w:t xml:space="preserve">• Base unica para red electrica y calculo SAIDI/SAIFI.</w:t>
+      </w:r>
+    </w:p>
+    <w:p>
+      <w:pPr>
+        <w:spacing w:before="280" w:after="120"/>
+      </w:pPr>
+      <w:r>
+        <w:rPr>
+          <w:b/>
+          <w:bCs/>
+          <w:sz w:val="28"/>
+          <w:szCs w:val="28"/>
+        </w:rPr>
+        <w:t xml:space="preserve">Anexo: WHAPI_BROADCAST_BLOCK_ON_LOW_RATIO</w:t>
+      </w:r>
+    </w:p>
+    <w:p>
+      <w:pPr>
+        <w:spacing w:after="120" w:line="276" w:lineRule="auto"/>
+      </w:pPr>
+      <w:r>
+        <w:rPr>
+          <w:sz w:val="22"/>
+          <w:szCs w:val="22"/>
+        </w:rPr>
+        <w:t xml:space="preserve">Por defecto: DESACTIVADA (variable 0 o ausente en Render).</w:t>
+      </w:r>
+    </w:p>
+    <w:p>
+      <w:pPr>
+        <w:spacing w:after="120" w:line="276" w:lineRule="auto"/>
+      </w:pPr>
+      <w:r>
+        <w:rPr>
+          <w:sz w:val="22"/>
+          <w:szCs w:val="22"/>
+        </w:rPr>
+        <w:t xml:space="preserve">Con valor 1: bloquea nuevos envios masivos solo si hay alerta de ratio bajo sostenido.</w:t>
+      </w:r>
+    </w:p>
+    <w:p>
+      <w:pPr>
+        <w:spacing w:after="120" w:line="276" w:lineRule="auto"/>
+      </w:pPr>
+      <w:r>
+        <w:rPr>
+          <w:sz w:val="22"/>
+          <w:szCs w:val="22"/>
+        </w:rPr>
+        <w:t xml:space="preserve">Criterio de alerta: ratio de respuestas menor al 20% durante 3 dias seguidos en ventana de 7 dias.</w:t>
+      </w:r>
     </w:p>
     <w:sectPr>
       <w:pgSz w:w="11906" w:h="16838"/>
-      <w:pgMar w:top="1417" w:right="1701" w:bottom="1417" w:left="1701" w:header="708" w:footer="708" w:gutter="0"/>
-      <w:cols w:space="708"/>
-      <w:docGrid w:linePitch="360"/>
+      <w:pgMar w:top="1440" w:right="1440" w:bottom="1440" w:left="1440"/>
     </w:sectPr>
   </w:body>
 </w:document>
 </file>
 
-<file path=word/styles.xml><?xml version="1.0" encoding="utf-8"?>
+<file path=word\fontTable.xml><?xml version="1.0" encoding="utf-8"?>
+<w:fonts xmlns:mc="http://schemas.openxmlformats.org/markup-compatibility/2006" xmlns:r="http://schemas.openxmlformats.org/officeDocument/2006/relationships" xmlns:w="http://schemas.openxmlformats.org/wordprocessingml/2006/main" xmlns:w14="http://schemas.microsoft.com/office/word/2010/wordml" xmlns:w15="http://schemas.microsoft.com/office/word/2012/wordml" xmlns:w16cex="http://schemas.microsoft.com/office/word/2018/wordml/cex" xmlns:w16cid="http://schemas.microsoft.com/office/word/2016/wordml/cid" xmlns:w16="http://schemas.microsoft.com/office/word/2018/wordml" xmlns:w16du="http://schemas.microsoft.com/office/word/2023/wordml/word16du" xmlns:w16sdtdh="http://schemas.microsoft.com/office/word/2020/wordml/sdtdatahash" xmlns:w16sdtfl="http://schemas.microsoft.com/office/word/2024/wordml/sdtformatlock" xmlns:w16se="http://schemas.microsoft.com/office/word/2015/wordml/symex" mc:Ignorable="w14 w15 w16se w16cid w16 w16cex w16sdtdh w16sdtfl w16du">
+  <w:font w:name="Aptos">
+    <w:charset w:val="00"/>
+    <w:family w:val="swiss"/>
+    <w:pitch w:val="variable"/>
+    <w:sig w:usb0="20000287" w:usb1="00000003" w:usb2="00000000" w:usb3="00000000" w:csb0="0000019F" w:csb1="00000000"/>
+  </w:font>
+  <w:font w:name="Times New Roman">
+    <w:panose1 w:val="02020603050405020304"/>
+    <w:charset w:val="00"/>
+    <w:family w:val="roman"/>
+    <w:pitch w:val="variable"/>
+    <w:sig w:usb0="E0002EFF" w:usb1="C000785B" w:usb2="00000009" w:usb3="00000000" w:csb0="000001FF" w:csb1="00000000"/>
+  </w:font>
+  <w:font w:name="Aptos Display">
+    <w:charset w:val="00"/>
+    <w:family w:val="swiss"/>
+    <w:pitch w:val="variable"/>
+    <w:sig w:usb0="20000287" w:usb1="00000003" w:usb2="00000000" w:usb3="00000000" w:csb0="0000019F" w:csb1="00000000"/>
+  </w:font>
+  <w:font w:name="Calibri">
+    <w:panose1 w:val="020F0502020204030204"/>
+    <w:charset w:val="00"/>
+    <w:family w:val="swiss"/>
+    <w:pitch w:val="variable"/>
+    <w:sig w:usb0="E4002EFF" w:usb1="C200247B" w:usb2="00000009" w:usb3="00000000" w:csb0="000001FF" w:csb1="00000000"/>
+  </w:font>
+</w:fonts>
+</file>
+
+<file path=word\settings.xml><?xml version="1.0" encoding="utf-8"?>
+<w:settings xmlns:mc="http://schemas.openxmlformats.org/markup-compatibility/2006" xmlns:o="urn:schemas-microsoft-com:office:office" xmlns:r="http://schemas.openxmlformats.org/officeDocument/2006/relationships" xmlns:m="http://schemas.openxmlformats.org/officeDocument/2006/math" xmlns:v="urn:schemas-microsoft-com:vml" xmlns:w10="urn:schemas-microsoft-com:office:word" xmlns:w="http://schemas.openxmlformats.org/wordprocessingml/2006/main" xmlns:w14="http://schemas.microsoft.com/office/word/2010/wordml" xmlns:w15="http://schemas.microsoft.com/office/word/2012/wordml" xmlns:w16cex="http://schemas.microsoft.com/office/word/2018/wordml/cex" xmlns:w16cid="http://schemas.microsoft.com/office/word/2016/wordml/cid" xmlns:w16="http://schemas.microsoft.com/office/word/2018/wordml" xmlns:w16du="http://schemas.microsoft.com/office/word/2023/wordml/word16du" xmlns:w16sdtdh="http://schemas.microsoft.com/office/word/2020/wordml/sdtdatahash" xmlns:w16sdtfl="http://schemas.microsoft.com/office/word/2024/wordml/sdtformatlock" xmlns:w16se="http://schemas.microsoft.com/office/word/2015/wordml/symex" xmlns:sl="http://schemas.openxmlformats.org/schemaLibrary/2006/main" mc:Ignorable="w14 w15 w16se w16cid w16 w16cex w16sdtdh w16sdtfl w16du">
+  <w:zoom w:percent="100"/>
+  <w:defaultTabStop w:val="708"/>
+  <w:hyphenationZone w:val="425"/>
+  <w:characterSpacingControl w:val="doNotCompress"/>
+  <w:compat>
+    <w:compatSetting w:name="compatibilityMode" w:uri="http://schemas.microsoft.com/office/word" w:val="15"/>
+    <w:compatSetting w:name="overrideTableStyleFontSizeAndJustification" w:uri="http://schemas.microsoft.com/office/word" w:val="1"/>
+    <w:compatSetting w:name="enableOpenTypeFeatures" w:uri="http://schemas.microsoft.com/office/word" w:val="1"/>
+    <w:compatSetting w:name="doNotFlipMirrorIndents" w:uri="http://schemas.microsoft.com/office/word" w:val="1"/>
+    <w:compatSetting w:name="differentiateMultirowTableHeaders" w:uri="http://schemas.microsoft.com/office/word" w:val="1"/>
+    <w:compatSetting w:name="useWord2013TrackBottomHyphenation" w:uri="http://schemas.microsoft.com/office/word" w:val="0"/>
+  </w:compat>
+  <w:rsids>
+    <w:rsidRoot w:val="00FA5BCA"/>
+    <w:rsid w:val="0018477E"/>
+    <w:rsid w:val="002A1720"/>
+    <w:rsid w:val="0072054D"/>
+    <w:rsid w:val="00B7576E"/>
+    <w:rsid w:val="00EF77E9"/>
+    <w:rsid w:val="00FA5BCA"/>
+  </w:rsids>
+  <m:mathPr>
+    <m:mathFont m:val="Cambria Math"/>
+    <m:brkBin m:val="before"/>
+    <m:brkBinSub m:val="--"/>
+    <m:smallFrac m:val="0"/>
+    <m:dispDef/>
+    <m:lMargin m:val="0"/>
+    <m:rMargin m:val="0"/>
+    <m:defJc m:val="centerGroup"/>
+    <m:wrapIndent m:val="1440"/>
+    <m:intLim m:val="subSup"/>
+    <m:naryLim m:val="undOvr"/>
+  </m:mathPr>
+  <w:themeFontLang w:val="es-AR"/>
+  <w:clrSchemeMapping w:bg1="light1" w:t1="dark1" w:bg2="light2" w:t2="dark2" w:accent1="accent1" w:accent2="accent2" w:accent3="accent3" w:accent4="accent4" w:accent5="accent5" w:accent6="accent6" w:hyperlink="hyperlink" w:followedHyperlink="followedHyperlink"/>
+  <w:shapeDefaults>
+    <o:shapedefaults v:ext="edit" spidmax="1026"/>
+    <o:shapelayout v:ext="edit">
+      <o:idmap v:ext="edit" data="1"/>
+    </o:shapelayout>
+  </w:shapeDefaults>
+  <w:decimalSymbol w:val=","/>
+  <w:listSeparator w:val=";"/>
+  <w14:docId w14:val="6C08A946"/>
+  <w15:chartTrackingRefBased/>
+  <w15:docId w15:val="{28FAA235-2CFA-49F8-AB04-8331112CD26C}"/>
+</w:settings>
+</file>
+
+<file path=word\styles.xml><?xml version="1.0" encoding="utf-8"?>
 <w:styles xmlns:mc="http://schemas.openxmlformats.org/markup-compatibility/2006" xmlns:r="http://schemas.openxmlformats.org/officeDocument/2006/relationships" xmlns:w="http://schemas.openxmlformats.org/wordprocessingml/2006/main" xmlns:w14="http://schemas.microsoft.com/office/word/2010/wordml" xmlns:w15="http://schemas.microsoft.com/office/word/2012/wordml" xmlns:w16cex="http://schemas.microsoft.com/office/word/2018/wordml/cex" xmlns:w16cid="http://schemas.microsoft.com/office/word/2016/wordml/cid" xmlns:w16="http://schemas.microsoft.com/office/word/2018/wordml" xmlns:w16du="http://schemas.microsoft.com/office/word/2023/wordml/word16du" xmlns:w16sdtdh="http://schemas.microsoft.com/office/word/2020/wordml/sdtdatahash" xmlns:w16sdtfl="http://schemas.microsoft.com/office/word/2024/wordml/sdtformatlock" xmlns:w16se="http://schemas.microsoft.com/office/word/2015/wordml/symex" mc:Ignorable="w14 w15 w16se w16cid w16 w16cex w16sdtdh w16sdtfl w16du">
   <w:docDefaults>
     <w:rPrDefault>
@@ -1310,7 +2064,7 @@
     <w:link w:val="Ttulo1Car"/>
     <w:uiPriority w:val="9"/>
     <w:qFormat/>
-    <w:rsid w:val="00262181"/>
+    <w:rsid w:val="00FA5BCA"/>
     <w:pPr>
       <w:keepNext/>
       <w:keepLines/>
@@ -1333,7 +2087,7 @@
     <w:semiHidden/>
     <w:unhideWhenUsed/>
     <w:qFormat/>
-    <w:rsid w:val="00262181"/>
+    <w:rsid w:val="00FA5BCA"/>
     <w:pPr>
       <w:keepNext/>
       <w:keepLines/>
@@ -1356,7 +2110,7 @@
     <w:semiHidden/>
     <w:unhideWhenUsed/>
     <w:qFormat/>
-    <w:rsid w:val="00262181"/>
+    <w:rsid w:val="00FA5BCA"/>
     <w:pPr>
       <w:keepNext/>
       <w:keepLines/>
@@ -1379,7 +2133,7 @@
     <w:semiHidden/>
     <w:unhideWhenUsed/>
     <w:qFormat/>
-    <w:rsid w:val="00262181"/>
+    <w:rsid w:val="00FA5BCA"/>
     <w:pPr>
       <w:keepNext/>
       <w:keepLines/>
@@ -1402,7 +2156,7 @@
     <w:semiHidden/>
     <w:unhideWhenUsed/>
     <w:qFormat/>
-    <w:rsid w:val="00262181"/>
+    <w:rsid w:val="00FA5BCA"/>
     <w:pPr>
       <w:keepNext/>
       <w:keepLines/>
@@ -1423,7 +2177,7 @@
     <w:semiHidden/>
     <w:unhideWhenUsed/>
     <w:qFormat/>
-    <w:rsid w:val="00262181"/>
+    <w:rsid w:val="00FA5BCA"/>
     <w:pPr>
       <w:keepNext/>
       <w:keepLines/>
@@ -1446,7 +2200,7 @@
     <w:semiHidden/>
     <w:unhideWhenUsed/>
     <w:qFormat/>
-    <w:rsid w:val="00262181"/>
+    <w:rsid w:val="00FA5BCA"/>
     <w:pPr>
       <w:keepNext/>
       <w:keepLines/>
@@ -1467,7 +2221,7 @@
     <w:semiHidden/>
     <w:unhideWhenUsed/>
     <w:qFormat/>
-    <w:rsid w:val="00262181"/>
+    <w:rsid w:val="00FA5BCA"/>
     <w:pPr>
       <w:keepNext/>
       <w:keepLines/>
@@ -1490,7 +2244,7 @@
     <w:semiHidden/>
     <w:unhideWhenUsed/>
     <w:qFormat/>
-    <w:rsid w:val="00262181"/>
+    <w:rsid w:val="00FA5BCA"/>
     <w:pPr>
       <w:keepNext/>
       <w:keepLines/>
@@ -1534,7 +2288,7 @@
     <w:basedOn w:val="Fuentedeprrafopredeter"/>
     <w:link w:val="Ttulo1"/>
     <w:uiPriority w:val="9"/>
-    <w:rsid w:val="00262181"/>
+    <w:rsid w:val="00FA5BCA"/>
     <w:rPr>
       <w:rFonts w:asciiTheme="majorHAnsi" w:eastAsiaTheme="majorEastAsia" w:hAnsiTheme="majorHAnsi" w:cstheme="majorBidi"/>
       <w:color w:val="0F4761" w:themeColor="accent1" w:themeShade="BF"/>
@@ -1548,7 +2302,7 @@
     <w:link w:val="Ttulo2"/>
     <w:uiPriority w:val="9"/>
     <w:semiHidden/>
-    <w:rsid w:val="00262181"/>
+    <w:rsid w:val="00FA5BCA"/>
     <w:rPr>
       <w:rFonts w:asciiTheme="majorHAnsi" w:eastAsiaTheme="majorEastAsia" w:hAnsiTheme="majorHAnsi" w:cstheme="majorBidi"/>
       <w:color w:val="0F4761" w:themeColor="accent1" w:themeShade="BF"/>
@@ -1562,7 +2316,7 @@
     <w:link w:val="Ttulo3"/>
     <w:uiPriority w:val="9"/>
     <w:semiHidden/>
-    <w:rsid w:val="00262181"/>
+    <w:rsid w:val="00FA5BCA"/>
     <w:rPr>
       <w:rFonts w:eastAsiaTheme="majorEastAsia" w:cstheme="majorBidi"/>
       <w:color w:val="0F4761" w:themeColor="accent1" w:themeShade="BF"/>
@@ -1576,7 +2330,7 @@
     <w:link w:val="Ttulo4"/>
     <w:uiPriority w:val="9"/>
     <w:semiHidden/>
-    <w:rsid w:val="00262181"/>
+    <w:rsid w:val="00FA5BCA"/>
     <w:rPr>
       <w:rFonts w:eastAsiaTheme="majorEastAsia" w:cstheme="majorBidi"/>
       <w:i/>
@@ -1590,7 +2344,7 @@
     <w:link w:val="Ttulo5"/>
     <w:uiPriority w:val="9"/>
     <w:semiHidden/>
-    <w:rsid w:val="00262181"/>
+    <w:rsid w:val="00FA5BCA"/>
     <w:rPr>
       <w:rFonts w:eastAsiaTheme="majorEastAsia" w:cstheme="majorBidi"/>
       <w:color w:val="0F4761" w:themeColor="accent1" w:themeShade="BF"/>
@@ -1602,7 +2356,7 @@
     <w:link w:val="Ttulo6"/>
     <w:uiPriority w:val="9"/>
     <w:semiHidden/>
-    <w:rsid w:val="00262181"/>
+    <w:rsid w:val="00FA5BCA"/>
     <w:rPr>
       <w:rFonts w:eastAsiaTheme="majorEastAsia" w:cstheme="majorBidi"/>
       <w:i/>
@@ -1616,7 +2370,7 @@
     <w:link w:val="Ttulo7"/>
     <w:uiPriority w:val="9"/>
     <w:semiHidden/>
-    <w:rsid w:val="00262181"/>
+    <w:rsid w:val="00FA5BCA"/>
     <w:rPr>
       <w:rFonts w:eastAsiaTheme="majorEastAsia" w:cstheme="majorBidi"/>
       <w:color w:val="595959" w:themeColor="text1" w:themeTint="A6"/>
@@ -1628,7 +2382,7 @@
     <w:link w:val="Ttulo8"/>
     <w:uiPriority w:val="9"/>
     <w:semiHidden/>
-    <w:rsid w:val="00262181"/>
+    <w:rsid w:val="00FA5BCA"/>
     <w:rPr>
       <w:rFonts w:eastAsiaTheme="majorEastAsia" w:cstheme="majorBidi"/>
       <w:i/>
@@ -1642,7 +2396,7 @@
     <w:link w:val="Ttulo9"/>
     <w:uiPriority w:val="9"/>
     <w:semiHidden/>
-    <w:rsid w:val="00262181"/>
+    <w:rsid w:val="00FA5BCA"/>
     <w:rPr>
       <w:rFonts w:eastAsiaTheme="majorEastAsia" w:cstheme="majorBidi"/>
       <w:color w:val="272727" w:themeColor="text1" w:themeTint="D8"/>
@@ -1655,7 +2409,7 @@
     <w:link w:val="TtuloCar"/>
     <w:uiPriority w:val="10"/>
     <w:qFormat/>
-    <w:rsid w:val="00262181"/>
+    <w:rsid w:val="00FA5BCA"/>
     <w:pPr>
       <w:spacing w:after="80" w:line="240" w:lineRule="auto"/>
       <w:contextualSpacing/>
@@ -1673,7 +2427,7 @@
     <w:basedOn w:val="Fuentedeprrafopredeter"/>
     <w:link w:val="Ttulo"/>
     <w:uiPriority w:val="10"/>
-    <w:rsid w:val="00262181"/>
+    <w:rsid w:val="00FA5BCA"/>
     <w:rPr>
       <w:rFonts w:asciiTheme="majorHAnsi" w:eastAsiaTheme="majorEastAsia" w:hAnsiTheme="majorHAnsi" w:cstheme="majorBidi"/>
       <w:spacing w:val="-10"/>
@@ -1689,7 +2443,7 @@
     <w:link w:val="SubttuloCar"/>
     <w:uiPriority w:val="11"/>
     <w:qFormat/>
-    <w:rsid w:val="00262181"/>
+    <w:rsid w:val="00FA5BCA"/>
     <w:pPr>
       <w:numPr>
         <w:ilvl w:val="1"/>
@@ -1708,7 +2462,7 @@
     <w:basedOn w:val="Fuentedeprrafopredeter"/>
     <w:link w:val="Subttulo"/>
     <w:uiPriority w:val="11"/>
-    <w:rsid w:val="00262181"/>
+    <w:rsid w:val="00FA5BCA"/>
     <w:rPr>
       <w:rFonts w:eastAsiaTheme="majorEastAsia" w:cstheme="majorBidi"/>
       <w:color w:val="595959" w:themeColor="text1" w:themeTint="A6"/>
@@ -1724,7 +2478,7 @@
     <w:link w:val="CitaCar"/>
     <w:uiPriority w:val="29"/>
     <w:qFormat/>
-    <w:rsid w:val="00262181"/>
+    <w:rsid w:val="00FA5BCA"/>
     <w:pPr>
       <w:spacing w:before="160"/>
       <w:jc w:val="center"/>
@@ -1740,7 +2494,7 @@
     <w:basedOn w:val="Fuentedeprrafopredeter"/>
     <w:link w:val="Cita"/>
     <w:uiPriority w:val="29"/>
-    <w:rsid w:val="00262181"/>
+    <w:rsid w:val="00FA5BCA"/>
     <w:rPr>
       <w:i/>
       <w:iCs/>
@@ -1752,7 +2506,7 @@
     <w:basedOn w:val="Normal"/>
     <w:uiPriority w:val="34"/>
     <w:qFormat/>
-    <w:rsid w:val="00262181"/>
+    <w:rsid w:val="00FA5BCA"/>
     <w:pPr>
       <w:ind w:left="720"/>
       <w:contextualSpacing/>
@@ -1763,7 +2517,7 @@
     <w:basedOn w:val="Fuentedeprrafopredeter"/>
     <w:uiPriority w:val="21"/>
     <w:qFormat/>
-    <w:rsid w:val="00262181"/>
+    <w:rsid w:val="00FA5BCA"/>
     <w:rPr>
       <w:i/>
       <w:iCs/>
@@ -1777,7 +2531,7 @@
     <w:link w:val="CitadestacadaCar"/>
     <w:uiPriority w:val="30"/>
     <w:qFormat/>
-    <w:rsid w:val="00262181"/>
+    <w:rsid w:val="00FA5BCA"/>
     <w:pPr>
       <w:pBdr>
         <w:top w:val="single" w:sz="4" w:space="10" w:color="0F4761" w:themeColor="accent1" w:themeShade="BF"/>
@@ -1798,7 +2552,7 @@
     <w:basedOn w:val="Fuentedeprrafopredeter"/>
     <w:link w:val="Citadestacada"/>
     <w:uiPriority w:val="30"/>
-    <w:rsid w:val="00262181"/>
+    <w:rsid w:val="00FA5BCA"/>
     <w:rPr>
       <w:i/>
       <w:iCs/>
@@ -1810,7 +2564,7 @@
     <w:basedOn w:val="Fuentedeprrafopredeter"/>
     <w:uiPriority w:val="32"/>
     <w:qFormat/>
-    <w:rsid w:val="00262181"/>
+    <w:rsid w:val="00FA5BCA"/>
     <w:rPr>
       <w:b/>
       <w:bCs/>
@@ -1822,7 +2576,7 @@
 </w:styles>
 </file>
 
-<file path=word/theme/theme1.xml><?xml version="1.0" encoding="utf-8"?>
+<file path=word\theme\theme1.xml><?xml version="1.0" encoding="utf-8"?>
 <a:theme xmlns:a="http://schemas.openxmlformats.org/drawingml/2006/main" name="Tema de Office">
   <a:themeElements>
     <a:clrScheme name="Office">
@@ -2115,4 +2869,11 @@
     </a:ext>
   </a:extLst>
 </a:theme>
+</file>
+
+<file path=word\webSettings.xml><?xml version="1.0" encoding="utf-8"?>
+<w:webSettings xmlns:mc="http://schemas.openxmlformats.org/markup-compatibility/2006" xmlns:r="http://schemas.openxmlformats.org/officeDocument/2006/relationships" xmlns:w="http://schemas.openxmlformats.org/wordprocessingml/2006/main" xmlns:w14="http://schemas.microsoft.com/office/word/2010/wordml" xmlns:w15="http://schemas.microsoft.com/office/word/2012/wordml" xmlns:w16cex="http://schemas.microsoft.com/office/word/2018/wordml/cex" xmlns:w16cid="http://schemas.microsoft.com/office/word/2016/wordml/cid" xmlns:w16="http://schemas.microsoft.com/office/word/2018/wordml" xmlns:w16du="http://schemas.microsoft.com/office/word/2023/wordml/word16du" xmlns:w16sdtdh="http://schemas.microsoft.com/office/word/2020/wordml/sdtdatahash" xmlns:w16sdtfl="http://schemas.microsoft.com/office/word/2024/wordml/sdtformatlock" xmlns:w16se="http://schemas.microsoft.com/office/word/2015/wordml/symex" mc:Ignorable="w14 w15 w16se w16cid w16 w16cex w16sdtdh w16sdtfl w16du">
+  <w:optimizeForBrowser/>
+  <w:allowPNG/>
+</w:webSettings>
 </file>